--- a/tenders/analysis/2026-kfar-bara-17/מחלקות/09_אבטחת_מידע_ו-SOC.docx
+++ b/tenders/analysis/2026-kfar-bara-17/מחלקות/09_אבטחת_מידע_ו-SOC.docx
@@ -72,7 +72,7 @@
           <w:szCs w:val="19"/>
           <w:rtl/>
         </w:rPr>
-        <w:t xml:space="preserve">מועד תשובה: ISO: 16.10 | עלויות: 23.10.</w:t>
+        <w:t xml:space="preserve">מועד תשובה: ISO 9001: 16.10 | עלויות: 23.10.</w:t>
       </w:r>
     </w:p>
     <w:p>
@@ -449,7 +449,7 @@
                 <w:szCs w:val="19"/>
                 <w:rtl/>
               </w:rPr>
-              <w:t xml:space="preserve">האם תעודות ISO 9001 ו-ISO 27001 של HOT בתוקף, ועל איזו ישות משפטית הן רשומות?</w:t>
+              <w:t xml:space="preserve">ISO 27001 קיימת ובתוקף עד 2028 (ידוע). נשאר לבדוק: (א) האם יש ל-HOT ISO 9001 בתוקף; (ב) על איזו ישות משפטית רשומות התעודות – והאם זו הישות שתגיש; (ג) האם היקף ההסמכה כולל שירותי IT מנוהלים וענן. נא לצרף העתקי תעודות.</w:t>
             </w:r>
           </w:p>
         </w:tc>
@@ -624,7 +624,7 @@
                 <w:szCs w:val="19"/>
                 <w:rtl/>
               </w:rPr>
-              <w:t xml:space="preserve">ISO: 16.10 | עלויות: 23.10</w:t>
+              <w:t xml:space="preserve">ISO 9001: 16.10 | עלויות: 23.10</w:t>
             </w:r>
           </w:p>
         </w:tc>
@@ -874,7 +874,7 @@
                 <w:szCs w:val="19"/>
                 <w:rtl/>
               </w:rPr>
-              <w:t xml:space="preserve">ISO: 16.10 | עלויות: 23.10</w:t>
+              <w:t xml:space="preserve">ISO 9001: 16.10 | עלויות: 23.10</w:t>
             </w:r>
           </w:p>
         </w:tc>
@@ -1124,7 +1124,7 @@
                 <w:szCs w:val="19"/>
                 <w:rtl/>
               </w:rPr>
-              <w:t xml:space="preserve">ISO: 16.10 | עלויות: 23.10</w:t>
+              <w:t xml:space="preserve">ISO 9001: 16.10 | עלויות: 23.10</w:t>
             </w:r>
           </w:p>
         </w:tc>
@@ -1374,7 +1374,7 @@
                 <w:szCs w:val="19"/>
                 <w:rtl/>
               </w:rPr>
-              <w:t xml:space="preserve">ISO: 16.10 | עלויות: 23.10</w:t>
+              <w:t xml:space="preserve">ISO 9001: 16.10 | עלויות: 23.10</w:t>
             </w:r>
           </w:p>
         </w:tc>
@@ -1624,7 +1624,7 @@
                 <w:szCs w:val="19"/>
                 <w:rtl/>
               </w:rPr>
-              <w:t xml:space="preserve">ISO: 16.10 | עלויות: 23.10</w:t>
+              <w:t xml:space="preserve">ISO 9001: 16.10 | עלויות: 23.10</w:t>
             </w:r>
           </w:p>
         </w:tc>

--- a/tenders/analysis/2026-kfar-bara-17/מחלקות/09_אבטחת_מידע_ו-SOC.docx
+++ b/tenders/analysis/2026-kfar-bara-17/מחלקות/09_אבטחת_מידע_ו-SOC.docx
@@ -449,7 +449,7 @@
                 <w:szCs w:val="19"/>
                 <w:rtl/>
               </w:rPr>
-              <w:t xml:space="preserve">ISO 27001 קיימת ובתוקף עד 2028 (ידוע). נשאר לבדוק: (א) האם יש ל-HOT ISO 9001 בתוקף; (ב) על איזו ישות משפטית רשומות התעודות – והאם זו הישות שתגיש; (ג) האם היקף ההסמכה כולל שירותי IT מנוהלים וענן. נא לצרף העתקי תעודות.</w:t>
+              <w:t xml:space="preserve">ידוע: ISO 27001 בתוקף עד 2028; ISO 9001 – אין, בטיפול. נשאר לבדוק: (א) מה מועד המבדק ומועד קבלת תעודת ISO 9001 הצפוי, ומי גוף ההסמכה; (ב) האם גוף ההסמכה יכול לתת עד 26.10 מכתב על תהליך ההסמכה ומועד המבדק (לחלופה בשאלת הבהרה 13); (ג) האם לחברה קשורה בקבוצה יש ISO 9001 בתוקף; (ד) על איזו ישות משפטית רשומה תעודת 27001, והאם היקפה כולל שירותי IT מנוהלים וענן.</w:t>
             </w:r>
           </w:p>
         </w:tc>
@@ -519,7 +519,7 @@
                 <w:szCs w:val="19"/>
                 <w:rtl/>
               </w:rPr>
-              <w:t xml:space="preserve">תנאי סף.</w:t>
+              <w:t xml:space="preserve">תנאי סף – בלי 9001 או חלופה מאושרת, ההצעה נפסלת.</w:t>
             </w:r>
           </w:p>
         </w:tc>
@@ -554,7 +554,7 @@
                 <w:szCs w:val="19"/>
                 <w:rtl/>
               </w:rPr>
-              <w:t xml:space="preserve">החלטת הגשה; שאלת הבהרה 13</w:t>
+              <w:t xml:space="preserve">החלטת הגשה; שאלות הבהרה 11, 13</w:t>
             </w:r>
           </w:p>
         </w:tc>
